--- a/docs/dev/documents/SAD_02_Mimir.docx
+++ b/docs/dev/documents/SAD_02_Mimir.docx
@@ -83,7 +83,7 @@
           <w:color w:val="0B4884"/>
           <w:sz w:val="20"/>
         </w:rPr>
-        <w:t>CONFIDENTIAL — RECIPIENT EYES ONLY</w:t>
+        <w:t>PUBLIC, published with the Midgard repository</w:t>
       </w:r>
     </w:p>
     <w:p>
@@ -476,7 +476,7 @@
               <w:rPr>
                 <w:sz w:val="19"/>
               </w:rPr>
-              <w:t>CONFIDENTIAL — RECIPIENT EYES ONLY</w:t>
+              <w:t>PUBLIC, published with the Midgard repository</w:t>
             </w:r>
           </w:p>
         </w:tc>
@@ -5742,7 +5742,7 @@
               <a:graphicData uri="http://schemas.openxmlformats.org/drawingml/2006/picture">
                 <pic:pic>
                   <pic:nvPicPr>
-                    <pic:cNvPr id="0" name="mimir_cicd.png"/>
+                    <pic:cNvPr id="0" name="product_cicd.png"/>
                     <pic:cNvPicPr/>
                   </pic:nvPicPr>
                   <pic:blipFill>
@@ -8375,7 +8375,7 @@
                 <w:b w:val="0"/>
                 <w:sz w:val="17"/>
               </w:rPr>
-              <w:t>mimir_cicd.mmd</w:t>
+              <w:t>product_cicd.mmd</w:t>
             </w:r>
           </w:p>
         </w:tc>
@@ -8396,7 +8396,7 @@
                 <w:b w:val="0"/>
                 <w:sz w:val="17"/>
               </w:rPr>
-              <w:t>mimir_cicd.drawio</w:t>
+              <w:t>product_cicd.drawio</w:t>
             </w:r>
           </w:p>
         </w:tc>
@@ -8497,7 +8497,7 @@
         <w:color w:val="595959"/>
         <w:sz w:val="14"/>
       </w:rPr>
-      <w:t>Akuma Engineering Ltd. — CONFIDENTIAL</w:t>
+      <w:t>Akuma Engineering Ltd. — PUBLIC</w:t>
     </w:r>
     <w:r>
       <w:tab/>
